--- a/DocumentacaoFinal/INTEGRA_2026_Entrega_7_05_Seguranca_da_API.docx
+++ b/DocumentacaoFinal/INTEGRA_2026_Entrega_7_05_Seguranca_da_API.docx
@@ -605,7 +605,7 @@
                 <w:szCs w:val="17"/>
                 <w:lang w:val="pt-BR"/>
               </w:rPr>
-              <w:t xml:space="preserve">Pedido de Natã da Silva Baracho: resolver os achados de segurança mantendo a API aberta para os integrantes e para o montador do lacre testarem, e reorganizar o Desenvolvimento.md como guia para quem programa o ESP32.</w:t>
+              <w:t xml:space="preserve">Síntese das instruções dadas à IA. Contexto: a revisão do plano de teste apontou falhas de segurança na API. Tarefa: corrigir os achados de segurança e reorganizar o Desenvolvimento.md como guia para quem programa o ESP32. Restrições: manter a API aberta para os integrantes e para o montador do lacre testarem. Entrega esperada: código, testes e relatório para validação.</w:t>
             </w:r>
           </w:p>
         </w:tc>
@@ -883,7 +883,7 @@
                 <w:szCs w:val="17"/>
                 <w:lang w:val="pt-BR"/>
               </w:rPr>
-              <w:t xml:space="preserve">Suíte automatizada com 52 de 52 casos; Roteiro executado no oxide.db real, com 77 respostas HTTP conforme e o banco restaurado idêntico (checksum SHA-256 igual). Aprovado por Natã da Silva Baracho.</w:t>
+              <w:t xml:space="preserve">Natã da Silva Baracho, responsável pelo backend, leu o relatório de teste, conferiu os resultados com o que tinha pedido e respondeu o questionário de validação. Aprovou a entrega em 06/10/2026. Evidências do relatório: suíte com 52 de 52 casos; roteiro executado no oxide.db real, com 77 respostas HTTP conforme e o banco restaurado idêntico (checksum SHA-256 igual). Os testes foram executados pela IA; a decisão de aprovar foi do responsável.</w:t>
             </w:r>
           </w:p>
         </w:tc>
